--- a/CSO index.docx
+++ b/CSO index.docx
@@ -21,25 +21,7 @@
           <w:sz w:val="40"/>
           <w:szCs w:val="40"/>
         </w:rPr>
-        <w:t xml:space="preserve">                                        </w:t>
-      </w:r>
-      <w:r>
-        <w:rPr>
-          <w:rFonts w:ascii="Times New Roman" w:hAnsi="Times New Roman" w:cs="Times New Roman"/>
-          <w:spacing w:val="-2"/>
-          <w:sz w:val="40"/>
-          <w:szCs w:val="40"/>
-        </w:rPr>
-        <w:t xml:space="preserve">  </w:t>
-      </w:r>
-      <w:r>
-        <w:rPr>
-          <w:rFonts w:ascii="Times New Roman" w:hAnsi="Times New Roman" w:cs="Times New Roman"/>
-          <w:spacing w:val="-2"/>
-          <w:sz w:val="40"/>
-          <w:szCs w:val="40"/>
-        </w:rPr>
-        <w:t xml:space="preserve"> </w:t>
+        <w:t xml:space="preserve">                                       </w:t>
       </w:r>
       <w:r>
         <w:rPr>
@@ -58,10 +40,13 @@
         <w:ind w:right="279"/>
         <w:rPr>
           <w:rFonts w:ascii="Times New Roman" w:hAnsi="Times New Roman" w:cs="Times New Roman"/>
+          <w:spacing w:val="-2"/>
           <w:sz w:val="40"/>
           <w:szCs w:val="40"/>
         </w:rPr>
       </w:pPr>
+      <w:bookmarkStart w:id="0" w:name="_GoBack"/>
+      <w:bookmarkEnd w:id="0"/>
     </w:p>
     <w:tbl>
       <w:tblPr>
@@ -90,11 +75,12 @@
       </w:tblGrid>
       <w:tr>
         <w:trPr>
-          <w:trHeight w:val="410"/>
+          <w:trHeight w:val="683"/>
         </w:trPr>
         <w:tc>
           <w:tcPr>
             <w:tcW w:w="946" w:type="dxa"/>
+            <w:vAlign w:val="center"/>
           </w:tcPr>
           <w:p>
             <w:pPr>
@@ -117,13 +103,34 @@
                 <w:sz w:val="24"/>
                 <w:szCs w:val="24"/>
               </w:rPr>
-              <w:t>SR.NO</w:t>
+              <w:t>SR.</w:t>
+            </w:r>
+            <w:r>
+              <w:rPr>
+                <w:rFonts w:ascii="Times New Roman" w:hAnsi="Times New Roman" w:cs="Times New Roman"/>
+                <w:b/>
+                <w:spacing w:val="-2"/>
+                <w:sz w:val="24"/>
+                <w:szCs w:val="24"/>
+              </w:rPr>
+              <w:t xml:space="preserve"> </w:t>
+            </w:r>
+            <w:r>
+              <w:rPr>
+                <w:rFonts w:ascii="Times New Roman" w:hAnsi="Times New Roman" w:cs="Times New Roman"/>
+                <w:b/>
+                <w:spacing w:val="-2"/>
+                <w:sz w:val="24"/>
+                <w:szCs w:val="24"/>
+              </w:rPr>
+              <w:t>NO</w:t>
             </w:r>
           </w:p>
         </w:tc>
         <w:tc>
           <w:tcPr>
             <w:tcW w:w="7125" w:type="dxa"/>
+            <w:vAlign w:val="center"/>
           </w:tcPr>
           <w:p>
             <w:pPr>
@@ -182,12 +189,12 @@
         <w:tc>
           <w:tcPr>
             <w:tcW w:w="1217" w:type="dxa"/>
+            <w:vAlign w:val="center"/>
           </w:tcPr>
           <w:p>
             <w:pPr>
               <w:pStyle w:val="TableParagraph"/>
               <w:spacing w:line="341" w:lineRule="exact"/>
-              <w:ind w:left="308"/>
               <w:rPr>
                 <w:rFonts w:ascii="Times New Roman" w:hAnsi="Times New Roman" w:cs="Times New Roman"/>
                 <w:b/>
@@ -203,6 +210,16 @@
                 <w:sz w:val="24"/>
                 <w:szCs w:val="24"/>
               </w:rPr>
+              <w:t xml:space="preserve">     </w:t>
+            </w:r>
+            <w:r>
+              <w:rPr>
+                <w:rFonts w:ascii="Times New Roman" w:hAnsi="Times New Roman" w:cs="Times New Roman"/>
+                <w:b/>
+                <w:spacing w:val="-4"/>
+                <w:sz w:val="24"/>
+                <w:szCs w:val="24"/>
+              </w:rPr>
               <w:t>DATE</w:t>
             </w:r>
           </w:p>
@@ -210,28 +227,20 @@
         <w:tc>
           <w:tcPr>
             <w:tcW w:w="1215" w:type="dxa"/>
+            <w:vAlign w:val="center"/>
           </w:tcPr>
           <w:p>
             <w:pPr>
               <w:pStyle w:val="TableParagraph"/>
               <w:spacing w:line="341" w:lineRule="exact"/>
-              <w:rPr>
-                <w:rFonts w:ascii="Times New Roman" w:hAnsi="Times New Roman" w:cs="Times New Roman"/>
-                <w:b/>
-                <w:sz w:val="24"/>
-                <w:szCs w:val="24"/>
-              </w:rPr>
-            </w:pPr>
-            <w:r>
-              <w:rPr>
-                <w:rFonts w:ascii="Times New Roman" w:hAnsi="Times New Roman" w:cs="Times New Roman"/>
-                <w:b/>
-                <w:spacing w:val="-4"/>
-                <w:sz w:val="24"/>
-                <w:szCs w:val="24"/>
-              </w:rPr>
-              <w:t xml:space="preserve"> </w:t>
-            </w:r>
+              <w:jc w:val="center"/>
+              <w:rPr>
+                <w:rFonts w:ascii="Times New Roman" w:hAnsi="Times New Roman" w:cs="Times New Roman"/>
+                <w:b/>
+                <w:sz w:val="24"/>
+                <w:szCs w:val="24"/>
+              </w:rPr>
+            </w:pPr>
             <w:r>
               <w:rPr>
                 <w:rFonts w:ascii="Times New Roman" w:hAnsi="Times New Roman" w:cs="Times New Roman"/>
@@ -247,11 +256,12 @@
       </w:tr>
       <w:tr>
         <w:trPr>
-          <w:trHeight w:val="814"/>
+          <w:trHeight w:val="624"/>
         </w:trPr>
         <w:tc>
           <w:tcPr>
             <w:tcW w:w="946" w:type="dxa"/>
+            <w:vAlign w:val="center"/>
           </w:tcPr>
           <w:p>
             <w:pPr>
@@ -279,6 +289,7 @@
         <w:tc>
           <w:tcPr>
             <w:tcW w:w="7125" w:type="dxa"/>
+            <w:vAlign w:val="center"/>
           </w:tcPr>
           <w:p>
             <w:pPr>
@@ -296,15 +307,6 @@
               </w:rPr>
               <w:t>Implement a C program to convert a Hexadecimal, octal, and binary number to decimal number vice versa.</w:t>
             </w:r>
-          </w:p>
-          <w:p>
-            <w:pPr>
-              <w:rPr>
-                <w:rFonts w:ascii="Times New Roman" w:hAnsi="Times New Roman" w:cs="Times New Roman"/>
-                <w:sz w:val="24"/>
-                <w:szCs w:val="24"/>
-              </w:rPr>
-            </w:pPr>
           </w:p>
         </w:tc>
         <w:tc>
@@ -338,11 +340,12 @@
       </w:tr>
       <w:tr>
         <w:trPr>
-          <w:trHeight w:val="412"/>
+          <w:trHeight w:val="624"/>
         </w:trPr>
         <w:tc>
           <w:tcPr>
             <w:tcW w:w="946" w:type="dxa"/>
+            <w:vAlign w:val="center"/>
           </w:tcPr>
           <w:p>
             <w:pPr>
@@ -370,6 +373,7 @@
         <w:tc>
           <w:tcPr>
             <w:tcW w:w="7125" w:type="dxa"/>
+            <w:vAlign w:val="center"/>
           </w:tcPr>
           <w:p>
             <w:pPr>
@@ -421,11 +425,12 @@
       </w:tr>
       <w:tr>
         <w:trPr>
-          <w:trHeight w:val="431"/>
+          <w:trHeight w:val="624"/>
         </w:trPr>
         <w:tc>
           <w:tcPr>
             <w:tcW w:w="946" w:type="dxa"/>
+            <w:vAlign w:val="center"/>
           </w:tcPr>
           <w:p>
             <w:pPr>
@@ -453,6 +458,7 @@
         <w:tc>
           <w:tcPr>
             <w:tcW w:w="7125" w:type="dxa"/>
+            <w:vAlign w:val="center"/>
           </w:tcPr>
           <w:p>
             <w:pPr>
@@ -471,17 +477,6 @@
               </w:rPr>
               <w:t>Implement a C/C++ program to perform multiplication of two binary numbers.</w:t>
             </w:r>
-          </w:p>
-          <w:p>
-            <w:pPr>
-              <w:pStyle w:val="TableParagraph"/>
-              <w:spacing w:line="341" w:lineRule="exact"/>
-              <w:rPr>
-                <w:rFonts w:ascii="Times New Roman" w:hAnsi="Times New Roman" w:cs="Times New Roman"/>
-                <w:sz w:val="24"/>
-                <w:szCs w:val="24"/>
-              </w:rPr>
-            </w:pPr>
           </w:p>
         </w:tc>
         <w:tc>
@@ -515,11 +510,12 @@
       </w:tr>
       <w:tr>
         <w:trPr>
-          <w:trHeight w:val="644"/>
+          <w:trHeight w:val="624"/>
         </w:trPr>
         <w:tc>
           <w:tcPr>
             <w:tcW w:w="946" w:type="dxa"/>
+            <w:vAlign w:val="center"/>
           </w:tcPr>
           <w:p>
             <w:pPr>
@@ -547,6 +543,7 @@
         <w:tc>
           <w:tcPr>
             <w:tcW w:w="7125" w:type="dxa"/>
+            <w:vAlign w:val="center"/>
           </w:tcPr>
           <w:p>
             <w:pPr>
@@ -598,11 +595,12 @@
       </w:tr>
       <w:tr>
         <w:trPr>
-          <w:trHeight w:val="842"/>
+          <w:trHeight w:val="624"/>
         </w:trPr>
         <w:tc>
           <w:tcPr>
             <w:tcW w:w="946" w:type="dxa"/>
+            <w:vAlign w:val="center"/>
           </w:tcPr>
           <w:p>
             <w:pPr>
@@ -630,6 +628,7 @@
         <w:tc>
           <w:tcPr>
             <w:tcW w:w="7125" w:type="dxa"/>
+            <w:vAlign w:val="center"/>
           </w:tcPr>
           <w:p>
             <w:pPr>
@@ -648,16 +647,6 @@
               </w:rPr>
               <w:t>Implement a C program to perform division of two binary numbers (unsigned) using restoring division algorithm.</w:t>
             </w:r>
-          </w:p>
-          <w:p>
-            <w:pPr>
-              <w:pStyle w:val="PlainText"/>
-              <w:rPr>
-                <w:rFonts w:ascii="Times New Roman" w:hAnsi="Times New Roman" w:cs="Times New Roman"/>
-                <w:sz w:val="24"/>
-                <w:szCs w:val="24"/>
-              </w:rPr>
-            </w:pPr>
           </w:p>
         </w:tc>
         <w:tc>
@@ -691,11 +680,12 @@
       </w:tr>
       <w:tr>
         <w:trPr>
-          <w:trHeight w:val="863"/>
+          <w:trHeight w:val="624"/>
         </w:trPr>
         <w:tc>
           <w:tcPr>
             <w:tcW w:w="946" w:type="dxa"/>
+            <w:vAlign w:val="center"/>
           </w:tcPr>
           <w:p>
             <w:pPr>
@@ -723,6 +713,7 @@
         <w:tc>
           <w:tcPr>
             <w:tcW w:w="7125" w:type="dxa"/>
+            <w:vAlign w:val="center"/>
           </w:tcPr>
           <w:p>
             <w:pPr>
@@ -741,16 +732,6 @@
               </w:rPr>
               <w:t>Implement a C/C++ program to perform division of two binary numbers (unsigned) using non- restoring division algorithm.</w:t>
             </w:r>
-          </w:p>
-          <w:p>
-            <w:pPr>
-              <w:pStyle w:val="PlainText"/>
-              <w:rPr>
-                <w:rFonts w:ascii="Times New Roman" w:hAnsi="Times New Roman" w:cs="Times New Roman"/>
-                <w:sz w:val="24"/>
-                <w:szCs w:val="24"/>
-              </w:rPr>
-            </w:pPr>
           </w:p>
         </w:tc>
         <w:tc>
@@ -784,11 +765,12 @@
       </w:tr>
       <w:tr>
         <w:trPr>
-          <w:trHeight w:val="409"/>
+          <w:trHeight w:val="624"/>
         </w:trPr>
         <w:tc>
           <w:tcPr>
             <w:tcW w:w="946" w:type="dxa"/>
+            <w:vAlign w:val="center"/>
           </w:tcPr>
           <w:p>
             <w:pPr>
@@ -816,6 +798,7 @@
         <w:tc>
           <w:tcPr>
             <w:tcW w:w="7125" w:type="dxa"/>
+            <w:vAlign w:val="center"/>
           </w:tcPr>
           <w:p>
             <w:pPr>
@@ -834,8 +817,6 @@
               </w:rPr>
               <w:t>Implement L</w:t>
             </w:r>
-            <w:bookmarkStart w:id="0" w:name="_GoBack"/>
-            <w:bookmarkEnd w:id="0"/>
             <w:r>
               <w:rPr>
                 <w:rFonts w:ascii="Times New Roman" w:hAnsi="Times New Roman" w:cs="Times New Roman"/>
@@ -877,11 +858,12 @@
       </w:tr>
       <w:tr>
         <w:trPr>
-          <w:trHeight w:val="412"/>
+          <w:trHeight w:val="624"/>
         </w:trPr>
         <w:tc>
           <w:tcPr>
             <w:tcW w:w="946" w:type="dxa"/>
+            <w:vAlign w:val="center"/>
           </w:tcPr>
           <w:p>
             <w:pPr>
@@ -909,6 +891,7 @@
         <w:tc>
           <w:tcPr>
             <w:tcW w:w="7125" w:type="dxa"/>
+            <w:vAlign w:val="center"/>
           </w:tcPr>
           <w:p>
             <w:pPr>
@@ -936,16 +919,6 @@
               </w:rPr>
               <w:t xml:space="preserve"> Logic gates using NOR gates.</w:t>
             </w:r>
-          </w:p>
-          <w:p>
-            <w:pPr>
-              <w:pStyle w:val="PlainText"/>
-              <w:rPr>
-                <w:rFonts w:ascii="Times New Roman" w:hAnsi="Times New Roman" w:cs="Times New Roman"/>
-                <w:sz w:val="24"/>
-                <w:szCs w:val="24"/>
-              </w:rPr>
-            </w:pPr>
           </w:p>
         </w:tc>
         <w:tc>
@@ -979,11 +952,12 @@
       </w:tr>
       <w:tr>
         <w:trPr>
-          <w:trHeight w:val="429"/>
+          <w:trHeight w:val="624"/>
         </w:trPr>
         <w:tc>
           <w:tcPr>
             <w:tcW w:w="946" w:type="dxa"/>
+            <w:vAlign w:val="center"/>
           </w:tcPr>
           <w:p>
             <w:pPr>
@@ -1011,6 +985,7 @@
         <w:tc>
           <w:tcPr>
             <w:tcW w:w="7125" w:type="dxa"/>
+            <w:vAlign w:val="center"/>
           </w:tcPr>
           <w:p>
             <w:pPr>
@@ -1028,27 +1003,6 @@
               </w:rPr>
               <w:t>Design a Full adder using gates.</w:t>
             </w:r>
-          </w:p>
-          <w:p>
-            <w:pPr>
-              <w:rPr>
-                <w:rFonts w:ascii="Times New Roman" w:hAnsi="Times New Roman" w:cs="Times New Roman"/>
-                <w:sz w:val="24"/>
-                <w:szCs w:val="24"/>
-              </w:rPr>
-            </w:pPr>
-          </w:p>
-          <w:p>
-            <w:pPr>
-              <w:pStyle w:val="TableParagraph"/>
-              <w:spacing w:line="341" w:lineRule="exact"/>
-              <w:ind w:left="107"/>
-              <w:rPr>
-                <w:rFonts w:ascii="Times New Roman" w:hAnsi="Times New Roman" w:cs="Times New Roman"/>
-                <w:sz w:val="24"/>
-                <w:szCs w:val="24"/>
-              </w:rPr>
-            </w:pPr>
           </w:p>
         </w:tc>
         <w:tc>
@@ -1082,11 +1036,12 @@
       </w:tr>
       <w:tr>
         <w:trPr>
-          <w:trHeight w:val="770"/>
+          <w:trHeight w:val="624"/>
         </w:trPr>
         <w:tc>
           <w:tcPr>
             <w:tcW w:w="946" w:type="dxa"/>
+            <w:vAlign w:val="center"/>
           </w:tcPr>
           <w:p>
             <w:pPr>
@@ -1113,6 +1068,7 @@
         <w:tc>
           <w:tcPr>
             <w:tcW w:w="7125" w:type="dxa"/>
+            <w:vAlign w:val="center"/>
           </w:tcPr>
           <w:p>
             <w:pPr>
@@ -1131,6 +1087,443 @@
                 <w:szCs w:val="24"/>
               </w:rPr>
               <w:t>Implement a C/ C++ program to perform AND, OR, NOT and XOR operation on binary numbers.</w:t>
+            </w:r>
+          </w:p>
+        </w:tc>
+        <w:tc>
+          <w:tcPr>
+            <w:tcW w:w="1217" w:type="dxa"/>
+          </w:tcPr>
+          <w:p>
+            <w:pPr>
+              <w:pStyle w:val="TableParagraph"/>
+              <w:rPr>
+                <w:rFonts w:ascii="Times New Roman" w:hAnsi="Times New Roman" w:cs="Times New Roman"/>
+                <w:sz w:val="28"/>
+              </w:rPr>
+            </w:pPr>
+          </w:p>
+        </w:tc>
+        <w:tc>
+          <w:tcPr>
+            <w:tcW w:w="1215" w:type="dxa"/>
+          </w:tcPr>
+          <w:p>
+            <w:pPr>
+              <w:pStyle w:val="TableParagraph"/>
+              <w:rPr>
+                <w:rFonts w:ascii="Times New Roman" w:hAnsi="Times New Roman" w:cs="Times New Roman"/>
+                <w:sz w:val="28"/>
+              </w:rPr>
+            </w:pPr>
+          </w:p>
+        </w:tc>
+      </w:tr>
+      <w:tr>
+        <w:trPr>
+          <w:trHeight w:val="624"/>
+        </w:trPr>
+        <w:tc>
+          <w:tcPr>
+            <w:tcW w:w="946" w:type="dxa"/>
+            <w:vAlign w:val="center"/>
+          </w:tcPr>
+          <w:p>
+            <w:pPr>
+              <w:pStyle w:val="TableParagraph"/>
+              <w:ind w:left="9" w:right="3"/>
+              <w:jc w:val="center"/>
+              <w:rPr>
+                <w:rFonts w:ascii="Times New Roman" w:hAnsi="Times New Roman" w:cs="Times New Roman"/>
+                <w:b/>
+                <w:spacing w:val="-5"/>
+                <w:sz w:val="28"/>
+              </w:rPr>
+            </w:pPr>
+            <w:r>
+              <w:rPr>
+                <w:rFonts w:ascii="Times New Roman" w:hAnsi="Times New Roman" w:cs="Times New Roman"/>
+                <w:b/>
+                <w:spacing w:val="-5"/>
+                <w:sz w:val="28"/>
+              </w:rPr>
+              <w:t>11.</w:t>
+            </w:r>
+          </w:p>
+        </w:tc>
+        <w:tc>
+          <w:tcPr>
+            <w:tcW w:w="7125" w:type="dxa"/>
+            <w:vAlign w:val="center"/>
+          </w:tcPr>
+          <w:p>
+            <w:pPr>
+              <w:pStyle w:val="Default"/>
+            </w:pPr>
+            <w:r>
+              <w:t>Design and implement the 4:1 MUX using gates /ICs.</w:t>
+            </w:r>
+          </w:p>
+        </w:tc>
+        <w:tc>
+          <w:tcPr>
+            <w:tcW w:w="1217" w:type="dxa"/>
+          </w:tcPr>
+          <w:p>
+            <w:pPr>
+              <w:pStyle w:val="TableParagraph"/>
+              <w:rPr>
+                <w:rFonts w:ascii="Times New Roman" w:hAnsi="Times New Roman" w:cs="Times New Roman"/>
+                <w:sz w:val="28"/>
+              </w:rPr>
+            </w:pPr>
+          </w:p>
+        </w:tc>
+        <w:tc>
+          <w:tcPr>
+            <w:tcW w:w="1215" w:type="dxa"/>
+          </w:tcPr>
+          <w:p>
+            <w:pPr>
+              <w:pStyle w:val="TableParagraph"/>
+              <w:rPr>
+                <w:rFonts w:ascii="Times New Roman" w:hAnsi="Times New Roman" w:cs="Times New Roman"/>
+                <w:sz w:val="28"/>
+              </w:rPr>
+            </w:pPr>
+          </w:p>
+        </w:tc>
+      </w:tr>
+      <w:tr>
+        <w:trPr>
+          <w:trHeight w:val="624"/>
+        </w:trPr>
+        <w:tc>
+          <w:tcPr>
+            <w:tcW w:w="946" w:type="dxa"/>
+            <w:vAlign w:val="center"/>
+          </w:tcPr>
+          <w:p>
+            <w:pPr>
+              <w:pStyle w:val="TableParagraph"/>
+              <w:ind w:left="9" w:right="3"/>
+              <w:jc w:val="center"/>
+              <w:rPr>
+                <w:rFonts w:ascii="Times New Roman" w:hAnsi="Times New Roman" w:cs="Times New Roman"/>
+                <w:b/>
+                <w:spacing w:val="-5"/>
+                <w:sz w:val="28"/>
+              </w:rPr>
+            </w:pPr>
+            <w:r>
+              <w:rPr>
+                <w:rFonts w:ascii="Times New Roman" w:hAnsi="Times New Roman" w:cs="Times New Roman"/>
+                <w:b/>
+                <w:spacing w:val="-5"/>
+                <w:sz w:val="28"/>
+              </w:rPr>
+              <w:t>12.</w:t>
+            </w:r>
+          </w:p>
+        </w:tc>
+        <w:tc>
+          <w:tcPr>
+            <w:tcW w:w="7125" w:type="dxa"/>
+            <w:vAlign w:val="center"/>
+          </w:tcPr>
+          <w:p>
+            <w:pPr>
+              <w:pStyle w:val="TableParagraph"/>
+              <w:rPr>
+                <w:rFonts w:ascii="Times New Roman" w:hAnsi="Times New Roman" w:cs="Times New Roman"/>
+                <w:bCs/>
+                <w:sz w:val="24"/>
+                <w:szCs w:val="24"/>
+              </w:rPr>
+            </w:pPr>
+            <w:r>
+              <w:rPr>
+                <w:rFonts w:ascii="Times New Roman" w:hAnsi="Times New Roman" w:cs="Times New Roman"/>
+                <w:bCs/>
+                <w:sz w:val="24"/>
+                <w:szCs w:val="24"/>
+              </w:rPr>
+              <w:t>Design and implement the 8:1 MUX using gates /ICs</w:t>
+            </w:r>
+            <w:r>
+              <w:rPr>
+                <w:rFonts w:ascii="Times New Roman" w:hAnsi="Times New Roman" w:cs="Times New Roman"/>
+                <w:bCs/>
+                <w:sz w:val="24"/>
+                <w:szCs w:val="24"/>
+              </w:rPr>
+              <w:t>.</w:t>
+            </w:r>
+          </w:p>
+        </w:tc>
+        <w:tc>
+          <w:tcPr>
+            <w:tcW w:w="1217" w:type="dxa"/>
+          </w:tcPr>
+          <w:p>
+            <w:pPr>
+              <w:pStyle w:val="TableParagraph"/>
+              <w:rPr>
+                <w:rFonts w:ascii="Times New Roman" w:hAnsi="Times New Roman" w:cs="Times New Roman"/>
+                <w:sz w:val="28"/>
+              </w:rPr>
+            </w:pPr>
+          </w:p>
+        </w:tc>
+        <w:tc>
+          <w:tcPr>
+            <w:tcW w:w="1215" w:type="dxa"/>
+          </w:tcPr>
+          <w:p>
+            <w:pPr>
+              <w:pStyle w:val="TableParagraph"/>
+              <w:rPr>
+                <w:rFonts w:ascii="Times New Roman" w:hAnsi="Times New Roman" w:cs="Times New Roman"/>
+                <w:sz w:val="28"/>
+              </w:rPr>
+            </w:pPr>
+          </w:p>
+        </w:tc>
+      </w:tr>
+      <w:tr>
+        <w:trPr>
+          <w:trHeight w:val="624"/>
+        </w:trPr>
+        <w:tc>
+          <w:tcPr>
+            <w:tcW w:w="946" w:type="dxa"/>
+            <w:vAlign w:val="center"/>
+          </w:tcPr>
+          <w:p>
+            <w:pPr>
+              <w:pStyle w:val="TableParagraph"/>
+              <w:ind w:left="9" w:right="3"/>
+              <w:jc w:val="center"/>
+              <w:rPr>
+                <w:rFonts w:ascii="Times New Roman" w:hAnsi="Times New Roman" w:cs="Times New Roman"/>
+                <w:b/>
+                <w:spacing w:val="-5"/>
+                <w:sz w:val="28"/>
+              </w:rPr>
+            </w:pPr>
+            <w:r>
+              <w:rPr>
+                <w:rFonts w:ascii="Times New Roman" w:hAnsi="Times New Roman" w:cs="Times New Roman"/>
+                <w:b/>
+                <w:spacing w:val="-5"/>
+                <w:sz w:val="28"/>
+              </w:rPr>
+              <w:t>13.</w:t>
+            </w:r>
+          </w:p>
+        </w:tc>
+        <w:tc>
+          <w:tcPr>
+            <w:tcW w:w="7125" w:type="dxa"/>
+            <w:vAlign w:val="center"/>
+          </w:tcPr>
+          <w:p>
+            <w:pPr>
+              <w:pStyle w:val="TableParagraph"/>
+              <w:rPr>
+                <w:rFonts w:ascii="Times New Roman" w:hAnsi="Times New Roman" w:cs="Times New Roman"/>
+                <w:bCs/>
+                <w:sz w:val="24"/>
+                <w:szCs w:val="24"/>
+              </w:rPr>
+            </w:pPr>
+            <w:r>
+              <w:rPr>
+                <w:rFonts w:ascii="Times New Roman" w:hAnsi="Times New Roman" w:cs="Times New Roman"/>
+                <w:bCs/>
+                <w:sz w:val="24"/>
+                <w:szCs w:val="24"/>
+              </w:rPr>
+              <w:t>Write 8085 Program 8-bit addition</w:t>
+            </w:r>
+            <w:r>
+              <w:rPr>
+                <w:rFonts w:ascii="Times New Roman" w:hAnsi="Times New Roman" w:cs="Times New Roman"/>
+                <w:bCs/>
+                <w:sz w:val="24"/>
+                <w:szCs w:val="24"/>
+              </w:rPr>
+              <w:t>.</w:t>
+            </w:r>
+          </w:p>
+        </w:tc>
+        <w:tc>
+          <w:tcPr>
+            <w:tcW w:w="1217" w:type="dxa"/>
+          </w:tcPr>
+          <w:p>
+            <w:pPr>
+              <w:pStyle w:val="TableParagraph"/>
+              <w:rPr>
+                <w:rFonts w:ascii="Times New Roman" w:hAnsi="Times New Roman" w:cs="Times New Roman"/>
+                <w:sz w:val="28"/>
+              </w:rPr>
+            </w:pPr>
+          </w:p>
+        </w:tc>
+        <w:tc>
+          <w:tcPr>
+            <w:tcW w:w="1215" w:type="dxa"/>
+          </w:tcPr>
+          <w:p>
+            <w:pPr>
+              <w:pStyle w:val="TableParagraph"/>
+              <w:rPr>
+                <w:rFonts w:ascii="Times New Roman" w:hAnsi="Times New Roman" w:cs="Times New Roman"/>
+                <w:sz w:val="28"/>
+              </w:rPr>
+            </w:pPr>
+          </w:p>
+        </w:tc>
+      </w:tr>
+      <w:tr>
+        <w:trPr>
+          <w:trHeight w:val="624"/>
+        </w:trPr>
+        <w:tc>
+          <w:tcPr>
+            <w:tcW w:w="946" w:type="dxa"/>
+            <w:vAlign w:val="center"/>
+          </w:tcPr>
+          <w:p>
+            <w:pPr>
+              <w:pStyle w:val="TableParagraph"/>
+              <w:ind w:left="9" w:right="3"/>
+              <w:jc w:val="center"/>
+              <w:rPr>
+                <w:rFonts w:ascii="Times New Roman" w:hAnsi="Times New Roman" w:cs="Times New Roman"/>
+                <w:b/>
+                <w:spacing w:val="-5"/>
+                <w:sz w:val="28"/>
+              </w:rPr>
+            </w:pPr>
+            <w:r>
+              <w:rPr>
+                <w:rFonts w:ascii="Times New Roman" w:hAnsi="Times New Roman" w:cs="Times New Roman"/>
+                <w:b/>
+                <w:spacing w:val="-5"/>
+                <w:sz w:val="28"/>
+              </w:rPr>
+              <w:t>14.</w:t>
+            </w:r>
+          </w:p>
+        </w:tc>
+        <w:tc>
+          <w:tcPr>
+            <w:tcW w:w="7125" w:type="dxa"/>
+            <w:vAlign w:val="center"/>
+          </w:tcPr>
+          <w:p>
+            <w:pPr>
+              <w:rPr>
+                <w:rFonts w:ascii="Times New Roman" w:hAnsi="Times New Roman" w:cs="Times New Roman"/>
+                <w:bCs/>
+                <w:sz w:val="24"/>
+                <w:szCs w:val="24"/>
+              </w:rPr>
+            </w:pPr>
+            <w:r>
+              <w:rPr>
+                <w:rFonts w:ascii="Times New Roman" w:hAnsi="Times New Roman" w:cs="Times New Roman"/>
+                <w:bCs/>
+                <w:sz w:val="24"/>
+                <w:szCs w:val="24"/>
+              </w:rPr>
+              <w:t>Write 8085 Program 8-bit Subtraction</w:t>
+            </w:r>
+            <w:r>
+              <w:rPr>
+                <w:rFonts w:ascii="Times New Roman" w:hAnsi="Times New Roman" w:cs="Times New Roman"/>
+                <w:bCs/>
+                <w:sz w:val="24"/>
+                <w:szCs w:val="24"/>
+              </w:rPr>
+              <w:t>.</w:t>
+            </w:r>
+          </w:p>
+        </w:tc>
+        <w:tc>
+          <w:tcPr>
+            <w:tcW w:w="1217" w:type="dxa"/>
+          </w:tcPr>
+          <w:p>
+            <w:pPr>
+              <w:pStyle w:val="TableParagraph"/>
+              <w:rPr>
+                <w:rFonts w:ascii="Times New Roman" w:hAnsi="Times New Roman" w:cs="Times New Roman"/>
+                <w:sz w:val="28"/>
+              </w:rPr>
+            </w:pPr>
+          </w:p>
+        </w:tc>
+        <w:tc>
+          <w:tcPr>
+            <w:tcW w:w="1215" w:type="dxa"/>
+          </w:tcPr>
+          <w:p>
+            <w:pPr>
+              <w:pStyle w:val="TableParagraph"/>
+              <w:rPr>
+                <w:rFonts w:ascii="Times New Roman" w:hAnsi="Times New Roman" w:cs="Times New Roman"/>
+                <w:sz w:val="28"/>
+              </w:rPr>
+            </w:pPr>
+          </w:p>
+        </w:tc>
+      </w:tr>
+      <w:tr>
+        <w:trPr>
+          <w:trHeight w:val="624"/>
+        </w:trPr>
+        <w:tc>
+          <w:tcPr>
+            <w:tcW w:w="946" w:type="dxa"/>
+            <w:vAlign w:val="center"/>
+          </w:tcPr>
+          <w:p>
+            <w:pPr>
+              <w:pStyle w:val="TableParagraph"/>
+              <w:ind w:left="9" w:right="3"/>
+              <w:jc w:val="center"/>
+              <w:rPr>
+                <w:rFonts w:ascii="Times New Roman" w:hAnsi="Times New Roman" w:cs="Times New Roman"/>
+                <w:b/>
+                <w:spacing w:val="-5"/>
+                <w:sz w:val="28"/>
+              </w:rPr>
+            </w:pPr>
+            <w:r>
+              <w:rPr>
+                <w:rFonts w:ascii="Times New Roman" w:hAnsi="Times New Roman" w:cs="Times New Roman"/>
+                <w:b/>
+                <w:spacing w:val="-5"/>
+                <w:sz w:val="28"/>
+              </w:rPr>
+              <w:t>15.</w:t>
+            </w:r>
+          </w:p>
+        </w:tc>
+        <w:tc>
+          <w:tcPr>
+            <w:tcW w:w="7125" w:type="dxa"/>
+            <w:vAlign w:val="center"/>
+          </w:tcPr>
+          <w:p>
+            <w:pPr>
+              <w:pStyle w:val="Default"/>
+            </w:pPr>
+            <w:r>
+              <w:t>Write 8085 Program 8 bit multiplication.</w:t>
             </w:r>
           </w:p>
         </w:tc>
@@ -1164,21 +1557,6 @@
         </w:tc>
       </w:tr>
     </w:tbl>
-    <w:p>
-      <w:pPr>
-        <w:pStyle w:val="TableParagraph"/>
-        <w:rPr>
-          <w:rFonts w:ascii="Times New Roman" w:hAnsi="Times New Roman" w:cs="Times New Roman"/>
-          <w:sz w:val="28"/>
-        </w:rPr>
-        <w:sectPr>
-          <w:type w:val="continuous"/>
-          <w:pgSz w:w="11910" w:h="16840"/>
-          <w:pgMar w:top="1220" w:right="566" w:bottom="280" w:left="566" w:header="720" w:footer="720" w:gutter="0"/>
-          <w:cols w:space="720"/>
-        </w:sectPr>
-      </w:pPr>
-    </w:p>
     <w:p>
       <w:pPr>
         <w:spacing w:before="4"/>
@@ -1190,9 +1568,10 @@
       </w:pPr>
     </w:p>
     <w:sectPr>
-      <w:pgSz w:w="11910" w:h="16840"/>
-      <w:pgMar w:top="1920" w:right="566" w:bottom="280" w:left="566" w:header="720" w:footer="720" w:gutter="0"/>
+      <w:pgSz w:w="11910" w:h="16840" w:code="9"/>
+      <w:pgMar w:top="567" w:right="567" w:bottom="567" w:left="567" w:header="720" w:footer="720" w:gutter="0"/>
       <w:cols w:space="720"/>
+      <w:docGrid w:linePitch="299"/>
     </w:sectPr>
   </w:body>
 </w:document>
@@ -1447,6 +1826,20 @@
       <w:lang w:val="en-IN" w:bidi="mr-IN"/>
     </w:rPr>
   </w:style>
+  <w:style w:type="paragraph" w:customStyle="1" w:styleId="Default">
+    <w:name w:val="Default"/>
+    <w:rsid w:val="00AA5347"/>
+    <w:pPr>
+      <w:widowControl/>
+      <w:adjustRightInd w:val="0"/>
+    </w:pPr>
+    <w:rPr>
+      <w:rFonts w:ascii="Times New Roman" w:hAnsi="Times New Roman" w:cs="Times New Roman"/>
+      <w:color w:val="000000"/>
+      <w:sz w:val="24"/>
+      <w:szCs w:val="24"/>
+    </w:rPr>
+  </w:style>
 </w:styles>
 </file>
 
@@ -1697,6 +2090,20 @@
       <w:sz w:val="21"/>
       <w:szCs w:val="19"/>
       <w:lang w:val="en-IN" w:bidi="mr-IN"/>
+    </w:rPr>
+  </w:style>
+  <w:style w:type="paragraph" w:customStyle="1" w:styleId="Default">
+    <w:name w:val="Default"/>
+    <w:rsid w:val="00AA5347"/>
+    <w:pPr>
+      <w:widowControl/>
+      <w:adjustRightInd w:val="0"/>
+    </w:pPr>
+    <w:rPr>
+      <w:rFonts w:ascii="Times New Roman" w:hAnsi="Times New Roman" w:cs="Times New Roman"/>
+      <w:color w:val="000000"/>
+      <w:sz w:val="24"/>
+      <w:szCs w:val="24"/>
     </w:rPr>
   </w:style>
 </w:styles>
